--- a/data/documents/SysInfo - HR Policy.docx
+++ b/data/documents/SysInfo - HR Policy.docx
@@ -102,7 +102,7 @@
     <w:p>
       <w:r>
         <w:pict w14:anchorId="3BD8C46A">
-          <v:rect id="_x0000_i1127" style="width:0;height:1.5pt" o:hralign="center" o:hrstd="t" o:hr="t" fillcolor="#a0a0a0" stroked="f"/>
+          <v:rect id="_x0000_i1025" style="width:0;height:1.5pt" o:hralign="center" o:hrstd="t" o:hr="t" fillcolor="#a0a0a0" stroked="f"/>
         </w:pict>
       </w:r>
     </w:p>
@@ -134,7 +134,7 @@
     <w:p>
       <w:r>
         <w:pict w14:anchorId="05F3F320">
-          <v:rect id="_x0000_i1128" style="width:0;height:1.5pt" o:hralign="center" o:hrstd="t" o:hr="t" fillcolor="#a0a0a0" stroked="f"/>
+          <v:rect id="_x0000_i1026" style="width:0;height:1.5pt" o:hralign="center" o:hrstd="t" o:hr="t" fillcolor="#a0a0a0" stroked="f"/>
         </w:pict>
       </w:r>
     </w:p>
@@ -288,7 +288,7 @@
     <w:p>
       <w:r>
         <w:pict w14:anchorId="7AC2B337">
-          <v:rect id="_x0000_i1129" style="width:0;height:1.5pt" o:hralign="center" o:hrstd="t" o:hr="t" fillcolor="#a0a0a0" stroked="f"/>
+          <v:rect id="_x0000_i1027" style="width:0;height:1.5pt" o:hralign="center" o:hrstd="t" o:hr="t" fillcolor="#a0a0a0" stroked="f"/>
         </w:pict>
       </w:r>
     </w:p>
@@ -347,7 +347,7 @@
     <w:p>
       <w:r>
         <w:pict w14:anchorId="1A6245B6">
-          <v:rect id="_x0000_i1130" style="width:0;height:1.5pt" o:hralign="center" o:hrstd="t" o:hr="t" fillcolor="#a0a0a0" stroked="f"/>
+          <v:rect id="_x0000_i1028" style="width:0;height:1.5pt" o:hralign="center" o:hrstd="t" o:hr="t" fillcolor="#a0a0a0" stroked="f"/>
         </w:pict>
       </w:r>
     </w:p>
@@ -757,7 +757,7 @@
     <w:p>
       <w:r>
         <w:pict w14:anchorId="47190CFE">
-          <v:rect id="_x0000_i1131" style="width:0;height:1.5pt" o:hralign="center" o:hrstd="t" o:hr="t" fillcolor="#a0a0a0" stroked="f"/>
+          <v:rect id="_x0000_i1029" style="width:0;height:1.5pt" o:hralign="center" o:hrstd="t" o:hr="t" fillcolor="#a0a0a0" stroked="f"/>
         </w:pict>
       </w:r>
     </w:p>
@@ -1004,7 +1004,7 @@
     <w:p>
       <w:r>
         <w:pict w14:anchorId="271436C1">
-          <v:rect id="_x0000_i1132" style="width:0;height:1.5pt" o:hralign="center" o:hrstd="t" o:hr="t" fillcolor="#a0a0a0" stroked="f"/>
+          <v:rect id="_x0000_i1030" style="width:0;height:1.5pt" o:hralign="center" o:hrstd="t" o:hr="t" fillcolor="#a0a0a0" stroked="f"/>
         </w:pict>
       </w:r>
     </w:p>
@@ -1208,7 +1208,7 @@
       <w:r>
         <w:lastRenderedPageBreak/>
         <w:pict w14:anchorId="4D8552B8">
-          <v:rect id="_x0000_i1133" style="width:0;height:1.5pt" o:hralign="center" o:hrstd="t" o:hr="t" fillcolor="#a0a0a0" stroked="f"/>
+          <v:rect id="_x0000_i1031" style="width:0;height:1.5pt" o:hralign="center" o:hrstd="t" o:hr="t" fillcolor="#a0a0a0" stroked="f"/>
         </w:pict>
       </w:r>
     </w:p>
@@ -1715,7 +1715,7 @@
     <w:p>
       <w:r>
         <w:pict w14:anchorId="0EC33710">
-          <v:rect id="_x0000_i1134" style="width:0;height:1.5pt" o:hralign="center" o:hrstd="t" o:hr="t" fillcolor="#a0a0a0" stroked="f"/>
+          <v:rect id="_x0000_i1032" style="width:0;height:1.5pt" o:hralign="center" o:hrstd="t" o:hr="t" fillcolor="#a0a0a0" stroked="f"/>
         </w:pict>
       </w:r>
     </w:p>
@@ -1965,7 +1965,7 @@
     <w:p>
       <w:r>
         <w:pict w14:anchorId="72240899">
-          <v:rect id="_x0000_i1135" style="width:0;height:1.5pt" o:hralign="center" o:hrstd="t" o:hr="t" fillcolor="#a0a0a0" stroked="f"/>
+          <v:rect id="_x0000_i1033" style="width:0;height:1.5pt" o:hralign="center" o:hrstd="t" o:hr="t" fillcolor="#a0a0a0" stroked="f"/>
         </w:pict>
       </w:r>
     </w:p>
@@ -2396,7 +2396,7 @@
     <w:p>
       <w:r>
         <w:pict w14:anchorId="6B6AC0BA">
-          <v:rect id="_x0000_i1136" style="width:0;height:1.5pt" o:hralign="center" o:hrstd="t" o:hr="t" fillcolor="#a0a0a0" stroked="f"/>
+          <v:rect id="_x0000_i1034" style="width:0;height:1.5pt" o:hralign="center" o:hrstd="t" o:hr="t" fillcolor="#a0a0a0" stroked="f"/>
         </w:pict>
       </w:r>
     </w:p>
@@ -2527,7 +2527,7 @@
     <w:p>
       <w:r>
         <w:pict w14:anchorId="7970962E">
-          <v:rect id="_x0000_i1137" style="width:0;height:1.5pt" o:hralign="center" o:hrstd="t" o:hr="t" fillcolor="#a0a0a0" stroked="f"/>
+          <v:rect id="_x0000_i1035" style="width:0;height:1.5pt" o:hralign="center" o:hrstd="t" o:hr="t" fillcolor="#a0a0a0" stroked="f"/>
         </w:pict>
       </w:r>
     </w:p>
@@ -2655,7 +2655,7 @@
     <w:p>
       <w:r>
         <w:pict w14:anchorId="6F3E513A">
-          <v:rect id="_x0000_i1138" style="width:0;height:1.5pt" o:hralign="center" o:hrstd="t" o:hr="t" fillcolor="#a0a0a0" stroked="f"/>
+          <v:rect id="_x0000_i1036" style="width:0;height:1.5pt" o:hralign="center" o:hrstd="t" o:hr="t" fillcolor="#a0a0a0" stroked="f"/>
         </w:pict>
       </w:r>
     </w:p>
@@ -2774,7 +2774,7 @@
     <w:p>
       <w:r>
         <w:pict w14:anchorId="44BF1B47">
-          <v:rect id="_x0000_i1139" style="width:0;height:1.5pt" o:hralign="center" o:hrstd="t" o:hr="t" fillcolor="#a0a0a0" stroked="f"/>
+          <v:rect id="_x0000_i1037" style="width:0;height:1.5pt" o:hralign="center" o:hrstd="t" o:hr="t" fillcolor="#a0a0a0" stroked="f"/>
         </w:pict>
       </w:r>
     </w:p>
@@ -3032,7 +3032,7 @@
     <w:p>
       <w:r>
         <w:pict w14:anchorId="72863A59">
-          <v:rect id="_x0000_i1140" style="width:0;height:1.5pt" o:hralign="center" o:hrstd="t" o:hr="t" fillcolor="#a0a0a0" stroked="f"/>
+          <v:rect id="_x0000_i1038" style="width:0;height:1.5pt" o:hralign="center" o:hrstd="t" o:hr="t" fillcolor="#a0a0a0" stroked="f"/>
         </w:pict>
       </w:r>
     </w:p>
@@ -3273,7 +3273,7 @@
     <w:p>
       <w:r>
         <w:pict w14:anchorId="22795415">
-          <v:rect id="_x0000_i1141" style="width:0;height:1.5pt" o:hralign="center" o:hrstd="t" o:hr="t" fillcolor="#a0a0a0" stroked="f"/>
+          <v:rect id="_x0000_i1039" style="width:0;height:1.5pt" o:hralign="center" o:hrstd="t" o:hr="t" fillcolor="#a0a0a0" stroked="f"/>
         </w:pict>
       </w:r>
     </w:p>
@@ -3320,7 +3320,7 @@
     <w:p>
       <w:r>
         <w:pict w14:anchorId="239B64E6">
-          <v:rect id="_x0000_i1142" style="width:0;height:1.5pt" o:hralign="center" o:hrstd="t" o:hr="t" fillcolor="#a0a0a0" stroked="f"/>
+          <v:rect id="_x0000_i1040" style="width:0;height:1.5pt" o:hralign="center" o:hrstd="t" o:hr="t" fillcolor="#a0a0a0" stroked="f"/>
         </w:pict>
       </w:r>
     </w:p>
@@ -3374,7 +3374,7 @@
     <w:p>
       <w:r>
         <w:pict w14:anchorId="1B7A9908">
-          <v:rect id="_x0000_i1143" style="width:0;height:1.5pt" o:hralign="center" o:hrstd="t" o:hr="t" fillcolor="#a0a0a0" stroked="f"/>
+          <v:rect id="_x0000_i1041" style="width:0;height:1.5pt" o:hralign="center" o:hrstd="t" o:hr="t" fillcolor="#a0a0a0" stroked="f"/>
         </w:pict>
       </w:r>
     </w:p>
@@ -8116,6 +8116,7 @@
   <w:style w:type="character" w:default="1" w:styleId="DefaultParagraphFont">
     <w:name w:val="Default Paragraph Font"/>
     <w:uiPriority w:val="1"/>
+    <w:semiHidden/>
     <w:unhideWhenUsed/>
   </w:style>
   <w:style w:type="table" w:default="1" w:styleId="TableNormal">
